--- a/1952.9/1952年9月1日，关于培养高等、中等学校马克思列宁主义理论师资的指示__LLM初注.docx
+++ b/1952.9/1952年9月1日，关于培养高等、中等学校马克思列宁主义理论师资的指示__LLM初注.docx
@@ -621,8 +621,13 @@
       </w:r>
     </w:p>
     <w:p>
+      <w:commentRangeStart w:id="0"/>
       <w:r>
         <w:t>1. 【需核】各中央局拟订的政治理论师资培养计划是否在9月20日前上报中央，以及中国人民大学马克思列宁主义研究班第一期是否按期开学，建议核实。</w:t>
+      </w:r>
+      <w:commentRangeEnd w:id="0"/>
+      <w:r>
+        <w:commentReference w:id="0"/>
       </w:r>
     </w:p>
     <w:sectPr>
@@ -638,6 +643,18 @@
     </w:sectPr>
   </w:body>
 </w:document>
+</file>
+
+<file path=word/comments.xml><?xml version="1.0" encoding="utf-8"?>
+<w:comments xmlns:w="http://schemas.openxmlformats.org/wordprocessingml/2006/main">
+  <w:comment w:id="0" w:author="LLM初注待核" w:date="2026-07-05T15:07:30Z">
+    <w:p>
+      <w:r>
+        <w:t>【需核】各中央局拟订的政治理论师资培养计划是否在9月20日前上报中央，以及中国人民大学马克思列宁主义研究班第一期是否按期开学，建议核实。</w:t>
+      </w:r>
+    </w:p>
+  </w:comment>
+</w:comments>
 </file>
 
 <file path=word/footer1.xml><?xml version="1.0" encoding="utf-8"?>

--- a/1952.9/1952年9月1日，关于培养高等、中等学校马克思列宁主义理论师资的指示__LLM初注.docx
+++ b/1952.9/1952年9月1日，关于培养高等、中等学校马克思列宁主义理论师资的指示__LLM初注.docx
@@ -627,6 +627,9 @@
       </w:r>
       <w:commentRangeEnd w:id="0"/>
       <w:r>
+        <w:rPr>
+          <w:rStyle w:val="CommentReference"/>
+        </w:rPr>
         <w:commentReference w:id="0"/>
       </w:r>
     </w:p>
@@ -649,6 +652,9 @@
 <w:comments xmlns:w="http://schemas.openxmlformats.org/wordprocessingml/2006/main">
   <w:comment w:id="0" w:author="LLM初注待核" w:date="2026-07-05T15:07:30Z">
     <w:p>
+      <w:pPr>
+        <w:pStyle w:val="CommentText"/>
+      </w:pPr>
       <w:r>
         <w:t>【需核】各中央局拟订的政治理论师资培养计划是否在9月20日前上报中央，以及中国人民大学马克思列宁主义研究班第一期是否按期开学，建议核实。</w:t>
       </w:r>

--- a/1952.9/1952年9月1日，关于培养高等、中等学校马克思列宁主义理论师资的指示__LLM初注.docx
+++ b/1952.9/1952年9月1日，关于培养高等、中等学校马克思列宁主义理论师资的指示__LLM初注.docx
@@ -51,13 +51,16 @@
       </w:r>
       <w:r>
         <w:rPr>
+          <w:rStyle w:val="FootnoteReference"/>
           <w:rFonts w:hint="eastAsia" w:ascii="仿宋" w:hAnsi="仿宋" w:eastAsia="仿宋" w:cs="仿宋"/>
           <w:sz w:val="36"/>
           <w:szCs w:val="36"/>
           <w:vertAlign w:val="superscript"/>
           <w:lang w:val="en-US" w:eastAsia="zh-CN"/>
         </w:rPr>
+        <w:t>[</w:t>
         <w:footnoteReference w:id="0"/>
+        <w:t>]</w:t>
       </w:r>
       <w:r>
         <w:rPr>
@@ -172,21 +175,35 @@
       <w:r>
         <w:rPr>
           <w:rStyle w:val="FootnoteReference"/>
-        </w:rPr>
+          <w:vertAlign w:val="superscript"/>
+        </w:rPr>
+        <w:t>[</w:t>
         <w:footnoteReference w:id="4"/>
-      </w:r>
-      <w:r>
-        <w:rPr/>
+        <w:t>]</w:t>
+      </w:r>
+      <w:r>
+        <w:rPr>
+          <w:rFonts w:hint="eastAsia" w:ascii="仿宋" w:hAnsi="仿宋" w:eastAsia="仿宋"/>
+          <w:sz w:val="32"/>
+          <w:szCs w:val="32"/>
+        </w:rPr>
         <w:t>的思想改造和组织清理</w:t>
       </w:r>
       <w:r>
         <w:rPr>
           <w:rStyle w:val="FootnoteReference"/>
-        </w:rPr>
+          <w:vertAlign w:val="superscript"/>
+        </w:rPr>
+        <w:t>[</w:t>
         <w:footnoteReference w:id="5"/>
-      </w:r>
-      <w:r>
-        <w:rPr/>
+        <w:t>]</w:t>
+      </w:r>
+      <w:r>
+        <w:rPr>
+          <w:rFonts w:hint="eastAsia" w:ascii="仿宋" w:hAnsi="仿宋" w:eastAsia="仿宋"/>
+          <w:sz w:val="32"/>
+          <w:szCs w:val="32"/>
+        </w:rPr>
         <w:t xml:space="preserve">，肃清封建买办法西斯思想、批判资产阶级思想之后，极需树立工人阶级的思想领导，进行马克思列宁主义的思想建设。而提高马克思列宁主义的政治理论课程的教学水平，则是学校思想建设工作的中心环节。过去由于普遍缺少足够称职的政治理论师资，以致这些课程的教学水平一般都不高。为了加紧培养高等、中等学校政治理论师资，特作如下指示：</w:t>
       </w:r>
     </w:p>
@@ -225,21 +242,35 @@
       <w:r>
         <w:rPr>
           <w:rStyle w:val="FootnoteReference"/>
-        </w:rPr>
+          <w:vertAlign w:val="superscript"/>
+        </w:rPr>
+        <w:t>[</w:t>
         <w:footnoteReference w:id="7"/>
-      </w:r>
-      <w:r>
-        <w:rPr/>
+        <w:t>]</w:t>
+      </w:r>
+      <w:r>
+        <w:rPr>
+          <w:rFonts w:hint="eastAsia" w:ascii="仿宋" w:hAnsi="仿宋" w:eastAsia="仿宋"/>
+          <w:sz w:val="32"/>
+          <w:szCs w:val="32"/>
+        </w:rPr>
         <w:t xml:space="preserve">负责筹划，在中国人民大学</w:t>
       </w:r>
       <w:r>
         <w:rPr>
           <w:rStyle w:val="FootnoteReference"/>
-        </w:rPr>
+          <w:vertAlign w:val="superscript"/>
+        </w:rPr>
+        <w:t>[</w:t>
         <w:footnoteReference w:id="6"/>
-      </w:r>
-      <w:r>
-        <w:rPr/>
+        <w:t>]</w:t>
+      </w:r>
+      <w:r>
+        <w:rPr>
+          <w:rFonts w:hint="eastAsia" w:ascii="仿宋" w:hAnsi="仿宋" w:eastAsia="仿宋"/>
+          <w:sz w:val="32"/>
+          <w:szCs w:val="32"/>
+        </w:rPr>
         <w:t xml:space="preserve">创设马克思列宁主义研究班，为全国各高等学校培养一部分政治理论师资。第一期招收研究生</w:t>
       </w:r>
       <w:r>
@@ -462,21 +493,35 @@
       <w:r>
         <w:rPr>
           <w:rStyle w:val="FootnoteReference"/>
-        </w:rPr>
+          <w:vertAlign w:val="superscript"/>
+        </w:rPr>
+        <w:t>[</w:t>
         <w:footnoteReference w:id="9"/>
-      </w:r>
-      <w:r>
-        <w:rPr/>
+        <w:t>]</w:t>
+      </w:r>
+      <w:r>
+        <w:rPr>
+          <w:rFonts w:hint="eastAsia" w:ascii="仿宋" w:hAnsi="仿宋" w:eastAsia="仿宋"/>
+          <w:sz w:val="32"/>
+          <w:szCs w:val="32"/>
+        </w:rPr>
         <w:t xml:space="preserve">高等、中等学校政治教师培养计划，由华北局</w:t>
       </w:r>
       <w:r>
         <w:rPr>
           <w:rStyle w:val="FootnoteReference"/>
-        </w:rPr>
+          <w:vertAlign w:val="superscript"/>
+        </w:rPr>
+        <w:t>[</w:t>
         <w:footnoteReference w:id="8"/>
-      </w:r>
-      <w:r>
-        <w:rPr/>
+        <w:t>]</w:t>
+      </w:r>
+      <w:r>
+        <w:rPr>
+          <w:rFonts w:hint="eastAsia" w:ascii="仿宋" w:hAnsi="仿宋" w:eastAsia="仿宋"/>
+          <w:sz w:val="32"/>
+          <w:szCs w:val="32"/>
+        </w:rPr>
         <w:t xml:space="preserve">会同中央教育部党组负责拟订。</w:t>
       </w:r>
     </w:p>

--- a/1952.9/1952年9月1日，关于培养高等、中等学校马克思列宁主义理论师资的指示__LLM初注.docx
+++ b/1952.9/1952年9月1日，关于培养高等、中等学校马克思列宁主义理论师资的指示__LLM初注.docx
@@ -41,36 +41,19 @@
       <w:bookmarkEnd w:id="0"/>
       <w:r>
         <w:rPr>
-          <w:rFonts w:hint="eastAsia" w:ascii="仿宋" w:hAnsi="仿宋" w:eastAsia="仿宋" w:cs="仿宋"/>
-          <w:sz w:val="36"/>
-          <w:szCs w:val="36"/>
+          <w:rStyle w:val="FootnoteReference"/>
           <w:vertAlign w:val="superscript"/>
-          <w:lang w:val="en-US" w:eastAsia="zh-CN"/>
-        </w:rPr>
-        <w:t>[</w:t>
-      </w:r>
-      <w:r>
-        <w:rPr>
-          <w:rStyle w:val="FootnoteReference"/>
-          <w:rFonts w:hint="eastAsia" w:ascii="仿宋" w:hAnsi="仿宋" w:eastAsia="仿宋" w:cs="仿宋"/>
-          <w:sz w:val="36"/>
-          <w:szCs w:val="36"/>
+        </w:rPr>
+        <w:t>[1]</w:t>
+      </w:r>
+      <w:r>
+        <w:rPr>
+          <w:rStyle w:val="FootnoteReference"/>
           <w:vertAlign w:val="superscript"/>
-          <w:lang w:val="en-US" w:eastAsia="zh-CN"/>
-        </w:rPr>
-        <w:t>[</w:t>
+          <w:vanish/>
+          <w:specVanish/>
+        </w:rPr>
         <w:footnoteReference w:id="0"/>
-        <w:t>]</w:t>
-      </w:r>
-      <w:r>
-        <w:rPr>
-          <w:rFonts w:hint="eastAsia" w:ascii="仿宋" w:hAnsi="仿宋" w:eastAsia="仿宋" w:cs="仿宋"/>
-          <w:sz w:val="36"/>
-          <w:szCs w:val="36"/>
-          <w:vertAlign w:val="superscript"/>
-          <w:lang w:val="en-US" w:eastAsia="zh-CN"/>
-        </w:rPr>
-        <w:t>]</w:t>
       </w:r>
     </w:p>
     <w:p>
@@ -177,9 +160,16 @@
           <w:rStyle w:val="FootnoteReference"/>
           <w:vertAlign w:val="superscript"/>
         </w:rPr>
-        <w:t>[</w:t>
+        <w:t>[2]</w:t>
+      </w:r>
+      <w:r>
+        <w:rPr>
+          <w:rStyle w:val="FootnoteReference"/>
+          <w:vertAlign w:val="superscript"/>
+          <w:vanish/>
+          <w:specVanish/>
+        </w:rPr>
         <w:footnoteReference w:id="4"/>
-        <w:t>]</w:t>
       </w:r>
       <w:r>
         <w:rPr>
@@ -194,9 +184,16 @@
           <w:rStyle w:val="FootnoteReference"/>
           <w:vertAlign w:val="superscript"/>
         </w:rPr>
-        <w:t>[</w:t>
+        <w:t>[3]</w:t>
+      </w:r>
+      <w:r>
+        <w:rPr>
+          <w:rStyle w:val="FootnoteReference"/>
+          <w:vertAlign w:val="superscript"/>
+          <w:vanish/>
+          <w:specVanish/>
+        </w:rPr>
         <w:footnoteReference w:id="5"/>
-        <w:t>]</w:t>
       </w:r>
       <w:r>
         <w:rPr>
@@ -244,9 +241,16 @@
           <w:rStyle w:val="FootnoteReference"/>
           <w:vertAlign w:val="superscript"/>
         </w:rPr>
-        <w:t>[</w:t>
+        <w:t>[4]</w:t>
+      </w:r>
+      <w:r>
+        <w:rPr>
+          <w:rStyle w:val="FootnoteReference"/>
+          <w:vertAlign w:val="superscript"/>
+          <w:vanish/>
+          <w:specVanish/>
+        </w:rPr>
         <w:footnoteReference w:id="7"/>
-        <w:t>]</w:t>
       </w:r>
       <w:r>
         <w:rPr>
@@ -261,9 +265,16 @@
           <w:rStyle w:val="FootnoteReference"/>
           <w:vertAlign w:val="superscript"/>
         </w:rPr>
-        <w:t>[</w:t>
+        <w:t>[5]</w:t>
+      </w:r>
+      <w:r>
+        <w:rPr>
+          <w:rStyle w:val="FootnoteReference"/>
+          <w:vertAlign w:val="superscript"/>
+          <w:vanish/>
+          <w:specVanish/>
+        </w:rPr>
         <w:footnoteReference w:id="6"/>
-        <w:t>]</w:t>
       </w:r>
       <w:r>
         <w:rPr>
@@ -495,9 +506,16 @@
           <w:rStyle w:val="FootnoteReference"/>
           <w:vertAlign w:val="superscript"/>
         </w:rPr>
-        <w:t>[</w:t>
+        <w:t>[6]</w:t>
+      </w:r>
+      <w:r>
+        <w:rPr>
+          <w:rStyle w:val="FootnoteReference"/>
+          <w:vertAlign w:val="superscript"/>
+          <w:vanish/>
+          <w:specVanish/>
+        </w:rPr>
         <w:footnoteReference w:id="9"/>
-        <w:t>]</w:t>
       </w:r>
       <w:r>
         <w:rPr>
@@ -512,9 +530,16 @@
           <w:rStyle w:val="FootnoteReference"/>
           <w:vertAlign w:val="superscript"/>
         </w:rPr>
-        <w:t>[</w:t>
+        <w:t>[7]</w:t>
+      </w:r>
+      <w:r>
+        <w:rPr>
+          <w:rStyle w:val="FootnoteReference"/>
+          <w:vertAlign w:val="superscript"/>
+          <w:vanish/>
+          <w:specVanish/>
+        </w:rPr>
         <w:footnoteReference w:id="8"/>
-        <w:t>]</w:t>
       </w:r>
       <w:r>
         <w:rPr>
@@ -839,13 +864,39 @@
       </w:pPr>
       <w:r>
         <w:rPr>
+          <w:rStyle w:val="FootnoteReference"/>
+        </w:rPr>
+        <w:t>[1]</w:t>
+      </w:r>
+      <w:r>
+        <w:rPr>
+          <w:rFonts w:hint="eastAsia" w:asciiTheme="minorEastAsia" w:hAnsiTheme="minorEastAsia" w:cstheme="minorBidi"/>
+          <w:kern w:val="2"/>
+          <w:sz w:val="21"/>
+          <w:szCs w:val="21"/>
+          <w:lang w:val="en-US" w:eastAsia="zh-CN" w:bidi="ar-SA"/>
+        </w:rPr>
+        <w:t>关于本文的真实性及时间还存在争议，《</w:t>
+      </w:r>
+      <w:r>
+        <w:rPr>
           <w:rFonts w:hint="eastAsia" w:asciiTheme="minorEastAsia" w:hAnsiTheme="minorEastAsia" w:eastAsiaTheme="minorEastAsia" w:cstheme="minorBidi"/>
           <w:kern w:val="2"/>
           <w:sz w:val="21"/>
           <w:szCs w:val="21"/>
           <w:lang w:val="en-US" w:eastAsia="zh-CN" w:bidi="ar-SA"/>
         </w:rPr>
-        <w:t>[</w:t>
+        <w:t>毛泽东年谱</w:t>
+      </w:r>
+      <w:r>
+        <w:rPr>
+          <w:rFonts w:hint="eastAsia" w:asciiTheme="minorEastAsia" w:hAnsiTheme="minorEastAsia" w:cstheme="minorBidi"/>
+          <w:kern w:val="2"/>
+          <w:sz w:val="21"/>
+          <w:szCs w:val="21"/>
+          <w:lang w:val="en-US" w:eastAsia="zh-CN" w:bidi="ar-SA"/>
+        </w:rPr>
+        <w:t>》中并未记载。</w:t>
       </w:r>
       <w:r>
         <w:rPr>
@@ -855,17 +906,7 @@
           <w:szCs w:val="21"/>
           <w:lang w:val="en-US" w:eastAsia="zh-CN" w:bidi="ar-SA"/>
         </w:rPr>
-        <w:footnoteRef/>
-      </w:r>
-      <w:r>
-        <w:rPr>
-          <w:rFonts w:hint="eastAsia" w:asciiTheme="minorEastAsia" w:hAnsiTheme="minorEastAsia" w:eastAsiaTheme="minorEastAsia" w:cstheme="minorBidi"/>
-          <w:kern w:val="2"/>
-          <w:sz w:val="21"/>
-          <w:szCs w:val="21"/>
-          <w:lang w:val="en-US" w:eastAsia="zh-CN" w:bidi="ar-SA"/>
-        </w:rPr>
-        <w:t>]</w:t>
+        <w:t>本文是根据</w:t>
       </w:r>
       <w:r>
         <w:rPr>
@@ -875,46 +916,6 @@
           <w:szCs w:val="21"/>
           <w:lang w:val="en-US" w:eastAsia="zh-CN" w:bidi="ar-SA"/>
         </w:rPr>
-        <w:t>关于本文的真实性及时间还存在争议，《</w:t>
-      </w:r>
-      <w:r>
-        <w:rPr>
-          <w:rFonts w:hint="eastAsia" w:asciiTheme="minorEastAsia" w:hAnsiTheme="minorEastAsia" w:eastAsiaTheme="minorEastAsia" w:cstheme="minorBidi"/>
-          <w:kern w:val="2"/>
-          <w:sz w:val="21"/>
-          <w:szCs w:val="21"/>
-          <w:lang w:val="en-US" w:eastAsia="zh-CN" w:bidi="ar-SA"/>
-        </w:rPr>
-        <w:t>毛泽东年谱</w:t>
-      </w:r>
-      <w:r>
-        <w:rPr>
-          <w:rFonts w:hint="eastAsia" w:asciiTheme="minorEastAsia" w:hAnsiTheme="minorEastAsia" w:cstheme="minorBidi"/>
-          <w:kern w:val="2"/>
-          <w:sz w:val="21"/>
-          <w:szCs w:val="21"/>
-          <w:lang w:val="en-US" w:eastAsia="zh-CN" w:bidi="ar-SA"/>
-        </w:rPr>
-        <w:t>》中并未记载。</w:t>
-      </w:r>
-      <w:r>
-        <w:rPr>
-          <w:rFonts w:hint="eastAsia" w:asciiTheme="minorEastAsia" w:hAnsiTheme="minorEastAsia" w:eastAsiaTheme="minorEastAsia" w:cstheme="minorBidi"/>
-          <w:kern w:val="2"/>
-          <w:sz w:val="21"/>
-          <w:szCs w:val="21"/>
-          <w:lang w:val="en-US" w:eastAsia="zh-CN" w:bidi="ar-SA"/>
-        </w:rPr>
-        <w:t>本文是根据</w:t>
-      </w:r>
-      <w:r>
-        <w:rPr>
-          <w:rFonts w:hint="eastAsia" w:asciiTheme="minorEastAsia" w:hAnsiTheme="minorEastAsia" w:cstheme="minorBidi"/>
-          <w:kern w:val="2"/>
-          <w:sz w:val="21"/>
-          <w:szCs w:val="21"/>
-          <w:lang w:val="en-US" w:eastAsia="zh-CN" w:bidi="ar-SA"/>
-        </w:rPr>
         <w:t>东方直心同志编著的《毛泽东大传》（2021年终极版）第六卷，第2106页记载内容编辑而成。标题为编者所加。</w:t>
       </w:r>
     </w:p>
@@ -932,15 +933,25 @@
       </w:pPr>
       <w:r>
         <w:rPr>
+          <w:rStyle w:val="FootnoteReference"/>
+        </w:rPr>
+        <w:t>[2]</w:t>
+      </w:r>
+      <w:r>
+        <w:rPr>
           <w:rFonts w:asciiTheme="minorEastAsia" w:hAnsiTheme="minorEastAsia" w:eastAsiaTheme="minorEastAsia" w:cstheme="minorBidi"/>
           <w:kern w:val="2"/>
           <w:sz w:val="21"/>
           <w:szCs w:val="21"/>
           <w:lang w:val="en-US" w:eastAsia="zh-CN" w:bidi="ar-SA"/>
         </w:rPr>
-        <w:footnoteRef/>
-      </w:r>
-      <w:r>
+        <w:t xml:space="preserve">“三反”运动，指1951年底至1952年10月在中国党政机关、国营企业等单位开展的“反贪污、反浪费、反官僚主义”运动。</w:t>
+      </w:r>
+    </w:p>
+  </w:footnote>
+  <w:footnote w:id="5">
+    <w:p>
+      <w:pPr>
         <w:rPr>
           <w:rFonts w:asciiTheme="minorEastAsia" w:hAnsiTheme="minorEastAsia" w:eastAsiaTheme="minorEastAsia" w:cstheme="minorBidi"/>
           <w:kern w:val="2"/>
@@ -948,13 +959,14 @@
           <w:szCs w:val="21"/>
           <w:lang w:val="en-US" w:eastAsia="zh-CN" w:bidi="ar-SA"/>
         </w:rPr>
-        <w:t xml:space="preserve">“三反”运动，指1951年底至1952年10月在中国党政机关、国营企业等单位开展的“反贪污、反浪费、反官僚主义”运动。</w:t>
-      </w:r>
-    </w:p>
-  </w:footnote>
-  <w:footnote w:id="5">
-    <w:p>
-      <w:pPr>
+      </w:pPr>
+      <w:r>
+        <w:rPr>
+          <w:rStyle w:val="FootnoteReference"/>
+        </w:rPr>
+        <w:t>[3]</w:t>
+      </w:r>
+      <w:r>
         <w:rPr>
           <w:rFonts w:asciiTheme="minorEastAsia" w:hAnsiTheme="minorEastAsia" w:eastAsiaTheme="minorEastAsia" w:cstheme="minorBidi"/>
           <w:kern w:val="2"/>
@@ -962,8 +974,13 @@
           <w:szCs w:val="21"/>
           <w:lang w:val="en-US" w:eastAsia="zh-CN" w:bidi="ar-SA"/>
         </w:rPr>
-      </w:pPr>
-      <w:r>
+        <w:t xml:space="preserve">“组织清理”，指在知识分子思想改造运动中对隐藏在国家机关和文教部门中的反革命分子和坏分子进行组织上的审查和清理。此项工作与“清理中层”密切相关。</w:t>
+      </w:r>
+    </w:p>
+  </w:footnote>
+  <w:footnote w:id="6">
+    <w:p>
+      <w:pPr>
         <w:rPr>
           <w:rFonts w:asciiTheme="minorEastAsia" w:hAnsiTheme="minorEastAsia" w:eastAsiaTheme="minorEastAsia" w:cstheme="minorBidi"/>
           <w:kern w:val="2"/>
@@ -971,7 +988,12 @@
           <w:szCs w:val="21"/>
           <w:lang w:val="en-US" w:eastAsia="zh-CN" w:bidi="ar-SA"/>
         </w:rPr>
-        <w:footnoteRef/>
+      </w:pPr>
+      <w:r>
+        <w:rPr>
+          <w:rStyle w:val="FootnoteReference"/>
+        </w:rPr>
+        <w:t>[5]</w:t>
       </w:r>
       <w:r>
         <w:rPr>
@@ -981,11 +1003,11 @@
           <w:szCs w:val="21"/>
           <w:lang w:val="en-US" w:eastAsia="zh-CN" w:bidi="ar-SA"/>
         </w:rPr>
-        <w:t xml:space="preserve">“组织清理”，指在知识分子思想改造运动中对隐藏在国家机关和文教部门中的反革命分子和坏分子进行组织上的审查和清理。此项工作与“清理中层”密切相关。</w:t>
+        <w:t xml:space="preserve">中国人民大学，1950年10月3日在北京成立，以华北大学为基础组建，吴玉章任校长。是新中国成立后创办的第一所新型正规大学，以培养财经、政法和马克思主义理论干部为主要任务。</w:t>
       </w:r>
     </w:p>
   </w:footnote>
-  <w:footnote w:id="6">
+  <w:footnote w:id="7">
     <w:p>
       <w:pPr>
         <w:rPr>
@@ -998,15 +1020,25 @@
       </w:pPr>
       <w:r>
         <w:rPr>
+          <w:rStyle w:val="FootnoteReference"/>
+        </w:rPr>
+        <w:t>[4]</w:t>
+      </w:r>
+      <w:r>
+        <w:rPr>
           <w:rFonts w:asciiTheme="minorEastAsia" w:hAnsiTheme="minorEastAsia" w:eastAsiaTheme="minorEastAsia" w:cstheme="minorBidi"/>
           <w:kern w:val="2"/>
           <w:sz w:val="21"/>
           <w:szCs w:val="21"/>
           <w:lang w:val="en-US" w:eastAsia="zh-CN" w:bidi="ar-SA"/>
         </w:rPr>
-        <w:footnoteRef/>
-      </w:r>
-      <w:r>
+        <w:t xml:space="preserve">中央人民政府教育部，1949年10月成立，马叙伦任部长，主管全国教育工作。1952年11月分设为高等教育部和教育部。</w:t>
+      </w:r>
+    </w:p>
+  </w:footnote>
+  <w:footnote w:id="8">
+    <w:p>
+      <w:pPr>
         <w:rPr>
           <w:rFonts w:asciiTheme="minorEastAsia" w:hAnsiTheme="minorEastAsia" w:eastAsiaTheme="minorEastAsia" w:cstheme="minorBidi"/>
           <w:kern w:val="2"/>
@@ -1014,13 +1046,14 @@
           <w:szCs w:val="21"/>
           <w:lang w:val="en-US" w:eastAsia="zh-CN" w:bidi="ar-SA"/>
         </w:rPr>
-        <w:t xml:space="preserve">中国人民大学，1950年10月3日在北京成立，以华北大学为基础组建，吴玉章任校长。是新中国成立后创办的第一所新型正规大学，以培养财经、政法和马克思主义理论干部为主要任务。</w:t>
-      </w:r>
-    </w:p>
-  </w:footnote>
-  <w:footnote w:id="7">
-    <w:p>
-      <w:pPr>
+      </w:pPr>
+      <w:r>
+        <w:rPr>
+          <w:rStyle w:val="FootnoteReference"/>
+        </w:rPr>
+        <w:t>[7]</w:t>
+      </w:r>
+      <w:r>
         <w:rPr>
           <w:rFonts w:asciiTheme="minorEastAsia" w:hAnsiTheme="minorEastAsia" w:eastAsiaTheme="minorEastAsia" w:cstheme="minorBidi"/>
           <w:kern w:val="2"/>
@@ -1028,8 +1061,13 @@
           <w:szCs w:val="21"/>
           <w:lang w:val="en-US" w:eastAsia="zh-CN" w:bidi="ar-SA"/>
         </w:rPr>
-      </w:pPr>
-      <w:r>
+        <w:t xml:space="preserve">中共中央华北局，中共中央在华北地区的代表机关，驻北京。辖北京市、天津市、河北省、山西省和原绥远省（1954年撤销）。</w:t>
+      </w:r>
+    </w:p>
+  </w:footnote>
+  <w:footnote w:id="9">
+    <w:p>
+      <w:pPr>
         <w:rPr>
           <w:rFonts w:asciiTheme="minorEastAsia" w:hAnsiTheme="minorEastAsia" w:eastAsiaTheme="minorEastAsia" w:cstheme="minorBidi"/>
           <w:kern w:val="2"/>
@@ -1037,73 +1075,12 @@
           <w:szCs w:val="21"/>
           <w:lang w:val="en-US" w:eastAsia="zh-CN" w:bidi="ar-SA"/>
         </w:rPr>
-        <w:footnoteRef/>
-      </w:r>
-      <w:r>
-        <w:rPr>
-          <w:rFonts w:asciiTheme="minorEastAsia" w:hAnsiTheme="minorEastAsia" w:eastAsiaTheme="minorEastAsia" w:cstheme="minorBidi"/>
-          <w:kern w:val="2"/>
-          <w:sz w:val="21"/>
-          <w:szCs w:val="21"/>
-          <w:lang w:val="en-US" w:eastAsia="zh-CN" w:bidi="ar-SA"/>
-        </w:rPr>
-        <w:t xml:space="preserve">中央人民政府教育部，1949年10月成立，马叙伦任部长，主管全国教育工作。1952年11月分设为高等教育部和教育部。</w:t>
-      </w:r>
-    </w:p>
-  </w:footnote>
-  <w:footnote w:id="8">
-    <w:p>
-      <w:pPr>
-        <w:rPr>
-          <w:rFonts w:asciiTheme="minorEastAsia" w:hAnsiTheme="minorEastAsia" w:eastAsiaTheme="minorEastAsia" w:cstheme="minorBidi"/>
-          <w:kern w:val="2"/>
-          <w:sz w:val="21"/>
-          <w:szCs w:val="21"/>
-          <w:lang w:val="en-US" w:eastAsia="zh-CN" w:bidi="ar-SA"/>
-        </w:rPr>
-      </w:pPr>
-      <w:r>
-        <w:rPr>
-          <w:rFonts w:asciiTheme="minorEastAsia" w:hAnsiTheme="minorEastAsia" w:eastAsiaTheme="minorEastAsia" w:cstheme="minorBidi"/>
-          <w:kern w:val="2"/>
-          <w:sz w:val="21"/>
-          <w:szCs w:val="21"/>
-          <w:lang w:val="en-US" w:eastAsia="zh-CN" w:bidi="ar-SA"/>
-        </w:rPr>
-        <w:footnoteRef/>
-      </w:r>
-      <w:r>
-        <w:rPr>
-          <w:rFonts w:asciiTheme="minorEastAsia" w:hAnsiTheme="minorEastAsia" w:eastAsiaTheme="minorEastAsia" w:cstheme="minorBidi"/>
-          <w:kern w:val="2"/>
-          <w:sz w:val="21"/>
-          <w:szCs w:val="21"/>
-          <w:lang w:val="en-US" w:eastAsia="zh-CN" w:bidi="ar-SA"/>
-        </w:rPr>
-        <w:t xml:space="preserve">中共中央华北局，中共中央在华北地区的代表机关，驻北京。辖北京市、天津市、河北省、山西省和原绥远省（1954年撤销）。</w:t>
-      </w:r>
-    </w:p>
-  </w:footnote>
-  <w:footnote w:id="9">
-    <w:p>
-      <w:pPr>
-        <w:rPr>
-          <w:rFonts w:asciiTheme="minorEastAsia" w:hAnsiTheme="minorEastAsia" w:eastAsiaTheme="minorEastAsia" w:cstheme="minorBidi"/>
-          <w:kern w:val="2"/>
-          <w:sz w:val="21"/>
-          <w:szCs w:val="21"/>
-          <w:lang w:val="en-US" w:eastAsia="zh-CN" w:bidi="ar-SA"/>
-        </w:rPr>
-      </w:pPr>
-      <w:r>
-        <w:rPr>
-          <w:rFonts w:asciiTheme="minorEastAsia" w:hAnsiTheme="minorEastAsia" w:eastAsiaTheme="minorEastAsia" w:cstheme="minorBidi"/>
-          <w:kern w:val="2"/>
-          <w:sz w:val="21"/>
-          <w:szCs w:val="21"/>
-          <w:lang w:val="en-US" w:eastAsia="zh-CN" w:bidi="ar-SA"/>
-        </w:rPr>
-        <w:footnoteRef/>
+      </w:pPr>
+      <w:r>
+        <w:rPr>
+          <w:rStyle w:val="FootnoteReference"/>
+        </w:rPr>
+        <w:t>[6]</w:t>
       </w:r>
       <w:r>
         <w:rPr>
